--- a/documents/generated/kozbud.docx
+++ b/documents/generated/kozbud.docx
@@ -12,7 +12,7 @@
     </w:p>
     <w:p>
       <w:r>
-        <w:t>Projekt do uzgodnienia • wersja 1.0</w:t>
+        <w:t>Projekt do uzgodnienia • wersja 1.1</w:t>
       </w:r>
     </w:p>
     <w:p>
@@ -117,7 +117,7 @@
       <w:pStyle w:val="Footer"/>
     </w:pPr>
     <w:r>
-      <w:t xml:space="preserve">WZÓR B2B • PROJEKT DO UZGODNIENIA • WERSJA 1.0  |  </w:t>
+      <w:t xml:space="preserve">WZÓR B2B • PROJEKT DO UZGODNIENIA • WERSJA 1.1  |  </w:t>
     </w:r>
     <w:fldSimple w:instr="PAGE"/>
   </w:p>

--- a/documents/generated/kozbud.docx
+++ b/documents/generated/kozbud.docx
@@ -12,7 +12,7 @@
     </w:p>
     <w:p>
       <w:r>
-        <w:t>Projekt do uzgodnienia • wersja 1.1</w:t>
+        <w:t>Projekt do uzgodnienia • wersja 1.2</w:t>
       </w:r>
     </w:p>
     <w:p>
@@ -30,7 +30,7 @@
     </w:p>
     <w:p>
       <w:r>
-        <w:t>Projekt do uzgodnienia z właścicielem Kozbud i księgowością. Firma: [Pełna nazwa prawna wykonawcy], [Adres wykonawcy], NIP 6272742701, reprezentacja [Osoba reprezentująca wykonawcę i podstawa umocowania]. Realizator techniczny: Dawid Kozula. Data rozmowy: [Data dokumentu].</w:t>
+        <w:t>Projekt do uzgodnienia z właścicielem Kozbud i księgowością. Firma: [Pełna nazwa prawna wykonawcy], [Adres wykonawcy], NIP [NIP wykonawcy — potwierdź podmiot], reprezentacja [Osoba reprezentująca wykonawcę i podstawa umocowania]. Realizator techniczny: Dawid Kozula. Data rozmowy: [Data dokumentu].</w:t>
       </w:r>
     </w:p>
     <w:p>
@@ -117,7 +117,7 @@
       <w:pStyle w:val="Footer"/>
     </w:pPr>
     <w:r>
-      <w:t xml:space="preserve">WZÓR B2B • PROJEKT DO UZGODNIENIA • WERSJA 1.1  |  </w:t>
+      <w:t xml:space="preserve">WZÓR B2B • PROJEKT DO UZGODNIENIA • WERSJA 1.2  |  </w:t>
     </w:r>
     <w:fldSimple w:instr="PAGE"/>
   </w:p>
